--- a/26年信息化项目资料/26年信息化项目资料/临时/个人台账0224.docx
+++ b/26年信息化项目资料/26年信息化项目资料/临时/个人台账0224.docx
@@ -1321,7 +1321,7 @@
     <w:p>
       <w:pPr>
         <w:rPr>
-          <w:rFonts w:hint="default"/>
+          <w:rFonts w:hint="eastAsia"/>
           <w:lang w:val="en-US" w:eastAsia="zh-CN"/>
         </w:rPr>
       </w:pPr>
@@ -1331,6 +1331,190 @@
           <w:lang w:val="en-US" w:eastAsia="zh-CN"/>
         </w:rPr>
         <w:t>4 按照综合处要去，准备多项申报、方案等材料编写进度</w:t>
+      </w:r>
+    </w:p>
+    <w:p>
+      <w:pPr>
+        <w:rPr>
+          <w:rFonts w:hint="eastAsia"/>
+          <w:lang w:val="en-US" w:eastAsia="zh-CN"/>
+        </w:rPr>
+      </w:pPr>
+    </w:p>
+    <w:p>
+      <w:pPr>
+        <w:rPr>
+          <w:rFonts w:hint="eastAsia"/>
+          <w:lang w:val="en-US" w:eastAsia="zh-CN"/>
+        </w:rPr>
+      </w:pPr>
+      <w:r>
+        <w:rPr>
+          <w:rFonts w:hint="eastAsia"/>
+          <w:lang w:val="en-US" w:eastAsia="zh-CN"/>
+        </w:rPr>
+        <w:t>0225</w:t>
+      </w:r>
+    </w:p>
+    <w:p>
+      <w:pPr>
+        <w:rPr>
+          <w:rFonts w:hint="eastAsia"/>
+          <w:lang w:val="en-US" w:eastAsia="zh-CN"/>
+        </w:rPr>
+      </w:pPr>
+    </w:p>
+    <w:p>
+      <w:pPr>
+        <w:rPr>
+          <w:rFonts w:hint="default"/>
+          <w:lang w:val="en-US" w:eastAsia="zh-CN"/>
+        </w:rPr>
+      </w:pPr>
+    </w:p>
+    <w:p>
+      <w:pPr>
+        <w:rPr>
+          <w:rFonts w:hint="default"/>
+          <w:lang w:val="en-US" w:eastAsia="zh-CN"/>
+        </w:rPr>
+      </w:pPr>
+      <w:r>
+        <w:rPr>
+          <w:rFonts w:hint="default"/>
+          <w:lang w:val="en-US" w:eastAsia="zh-CN"/>
+        </w:rPr>
+        <w:t>安全案例 改名</w:t>
+      </w:r>
+    </w:p>
+    <w:p>
+      <w:pPr>
+        <w:rPr>
+          <w:rFonts w:hint="default"/>
+          <w:lang w:val="en-US" w:eastAsia="zh-CN"/>
+        </w:rPr>
+      </w:pPr>
+      <w:r>
+        <w:rPr>
+          <w:rFonts w:hint="default"/>
+          <w:lang w:val="en-US" w:eastAsia="zh-CN"/>
+        </w:rPr>
+        <w:t>数据跑起来 格式</w:t>
+      </w:r>
+    </w:p>
+    <w:p>
+      <w:pPr>
+        <w:rPr>
+          <w:rFonts w:hint="default"/>
+          <w:lang w:val="en-US" w:eastAsia="zh-CN"/>
+        </w:rPr>
+      </w:pPr>
+    </w:p>
+    <w:p>
+      <w:pPr>
+        <w:rPr>
+          <w:rFonts w:hint="default"/>
+          <w:lang w:val="en-US" w:eastAsia="zh-CN"/>
+        </w:rPr>
+      </w:pPr>
+      <w:r>
+        <w:rPr>
+          <w:rFonts w:hint="default"/>
+          <w:lang w:val="en-US" w:eastAsia="zh-CN"/>
+        </w:rPr>
+        <w:t>统计文档 内审+调研&amp;辅助研究</w:t>
+      </w:r>
+    </w:p>
+    <w:p>
+      <w:pPr>
+        <w:rPr>
+          <w:rFonts w:hint="default"/>
+          <w:lang w:val="en-US" w:eastAsia="zh-CN"/>
+        </w:rPr>
+      </w:pPr>
+    </w:p>
+    <w:p>
+      <w:pPr>
+        <w:rPr>
+          <w:rFonts w:hint="default"/>
+          <w:lang w:val="en-US" w:eastAsia="zh-CN"/>
+        </w:rPr>
+      </w:pPr>
+      <w:r>
+        <w:rPr>
+          <w:rFonts w:hint="default"/>
+          <w:lang w:val="en-US" w:eastAsia="zh-CN"/>
+        </w:rPr>
+        <w:t>数字档案 立项任务书</w:t>
+      </w:r>
+    </w:p>
+    <w:p>
+      <w:pPr>
+        <w:rPr>
+          <w:rFonts w:hint="default"/>
+          <w:lang w:val="en-US" w:eastAsia="zh-CN"/>
+        </w:rPr>
+      </w:pPr>
+    </w:p>
+    <w:p>
+      <w:pPr>
+        <w:rPr>
+          <w:rFonts w:hint="default"/>
+          <w:lang w:val="en-US" w:eastAsia="zh-CN"/>
+        </w:rPr>
+      </w:pPr>
+      <w:r>
+        <w:rPr>
+          <w:rFonts w:hint="default"/>
+          <w:lang w:val="en-US" w:eastAsia="zh-CN"/>
+        </w:rPr>
+        <w:t>模型下载 送u盘</w:t>
+      </w:r>
+    </w:p>
+    <w:p>
+      <w:pPr>
+        <w:rPr>
+          <w:rFonts w:hint="default"/>
+          <w:lang w:val="en-US" w:eastAsia="zh-CN"/>
+        </w:rPr>
+      </w:pPr>
+    </w:p>
+    <w:p>
+      <w:pPr>
+        <w:rPr>
+          <w:rFonts w:hint="default"/>
+          <w:lang w:val="en-US" w:eastAsia="zh-CN"/>
+        </w:rPr>
+      </w:pPr>
+      <w:r>
+        <w:rPr>
+          <w:rFonts w:hint="default"/>
+          <w:lang w:val="en-US" w:eastAsia="zh-CN"/>
+        </w:rPr>
+        <w:t>工作提醒 要时间节点</w:t>
+      </w:r>
+    </w:p>
+    <w:p>
+      <w:pPr>
+        <w:rPr>
+          <w:rFonts w:hint="default"/>
+          <w:lang w:val="en-US" w:eastAsia="zh-CN"/>
+        </w:rPr>
+      </w:pPr>
+    </w:p>
+    <w:p>
+      <w:pPr>
+        <w:rPr>
+          <w:rFonts w:hint="default"/>
+          <w:lang w:val="en-US" w:eastAsia="zh-CN"/>
+        </w:rPr>
+      </w:pPr>
+      <w:r>
+        <w:rPr>
+          <w:rFonts w:hint="default"/>
+          <w:lang w:val="en-US" w:eastAsia="zh-CN"/>
+        </w:rPr>
+        <w:t>电信服务器密码重置</w:t>
       </w:r>
       <w:bookmarkStart w:id="0" w:name="_GoBack"/>
       <w:bookmarkEnd w:id="0"/>

--- a/26年信息化项目资料/26年信息化项目资料/临时/个人台账0224.docx
+++ b/26年信息化项目资料/26年信息化项目资料/临时/个人台账0224.docx
@@ -1516,8 +1516,269 @@
         </w:rPr>
         <w:t>电信服务器密码重置</w:t>
       </w:r>
+    </w:p>
+    <w:p>
+      <w:pPr>
+        <w:rPr>
+          <w:rFonts w:hint="default"/>
+          <w:lang w:val="en-US" w:eastAsia="zh-CN"/>
+        </w:rPr>
+      </w:pPr>
+    </w:p>
+    <w:p>
+      <w:pPr>
+        <w:rPr>
+          <w:rFonts w:hint="eastAsia"/>
+          <w:lang w:val="en-US" w:eastAsia="zh-CN"/>
+        </w:rPr>
+      </w:pPr>
+      <w:r>
+        <w:rPr>
+          <w:rFonts w:hint="eastAsia"/>
+          <w:lang w:val="en-US" w:eastAsia="zh-CN"/>
+        </w:rPr>
+        <w:t>0226</w:t>
+      </w:r>
+    </w:p>
+    <w:p>
+      <w:pPr>
+        <w:rPr>
+          <w:rFonts w:hint="eastAsia"/>
+          <w:lang w:val="en-US" w:eastAsia="zh-CN"/>
+        </w:rPr>
+      </w:pPr>
+    </w:p>
+    <w:p>
+      <w:pPr>
+        <w:rPr>
+          <w:rFonts w:hint="eastAsia"/>
+          <w:lang w:val="en-US" w:eastAsia="zh-CN"/>
+        </w:rPr>
+      </w:pPr>
+      <w:r>
+        <w:rPr>
+          <w:rFonts w:hint="eastAsia"/>
+          <w:lang w:val="en-US" w:eastAsia="zh-CN"/>
+        </w:rPr>
+        <w:t>安全申报案例，改名；数据跑起来方案优化； OK 周五找许主任汇报，走盖章流程</w:t>
+      </w:r>
+    </w:p>
+    <w:p>
+      <w:pPr>
+        <w:rPr>
+          <w:rFonts w:hint="default"/>
+          <w:lang w:val="en-US" w:eastAsia="zh-CN"/>
+        </w:rPr>
+      </w:pPr>
+      <w:r>
+        <w:rPr>
+          <w:rFonts w:hint="eastAsia"/>
+          <w:lang w:val="en-US" w:eastAsia="zh-CN"/>
+        </w:rPr>
+        <w:t>数字档案，待联系泛微做申报任务书 明天联系泛微，确认任务书格式</w:t>
+      </w:r>
+    </w:p>
+    <w:p>
+      <w:pPr>
+        <w:rPr>
+          <w:rFonts w:hint="eastAsia"/>
+          <w:lang w:val="en-US" w:eastAsia="zh-CN"/>
+        </w:rPr>
+      </w:pPr>
+    </w:p>
+    <w:p>
+      <w:pPr>
+        <w:rPr>
+          <w:rFonts w:hint="eastAsia"/>
+          <w:lang w:val="en-US" w:eastAsia="zh-CN"/>
+        </w:rPr>
+      </w:pPr>
+      <w:r>
+        <w:rPr>
+          <w:rFonts w:hint="eastAsia"/>
+          <w:lang w:val="en-US" w:eastAsia="zh-CN"/>
+        </w:rPr>
+        <w:t>双周计划，落地情况，王琦找人填写、大市场成浩填写</w:t>
+      </w:r>
+    </w:p>
+    <w:p>
+      <w:pPr>
+        <w:rPr>
+          <w:rFonts w:hint="eastAsia"/>
+          <w:lang w:val="en-US" w:eastAsia="zh-CN"/>
+        </w:rPr>
+      </w:pPr>
+      <w:r>
+        <w:rPr>
+          <w:rFonts w:hint="eastAsia"/>
+          <w:lang w:val="en-US" w:eastAsia="zh-CN"/>
+        </w:rPr>
+        <w:t>小工具，找丛培虎，明天</w:t>
+      </w:r>
+    </w:p>
+    <w:p>
+      <w:pPr>
+        <w:rPr>
+          <w:rFonts w:hint="eastAsia"/>
+          <w:lang w:val="en-US" w:eastAsia="zh-CN"/>
+        </w:rPr>
+      </w:pPr>
+      <w:r>
+        <w:rPr>
+          <w:rFonts w:hint="eastAsia"/>
+          <w:lang w:val="en-US" w:eastAsia="zh-CN"/>
+        </w:rPr>
+        <w:t>调研方案，王琦推进进度</w:t>
+      </w:r>
+    </w:p>
+    <w:p>
+      <w:pPr>
+        <w:rPr>
+          <w:rFonts w:hint="eastAsia"/>
+          <w:lang w:val="en-US" w:eastAsia="zh-CN"/>
+        </w:rPr>
+      </w:pPr>
+      <w:r>
+        <w:rPr>
+          <w:rFonts w:hint="eastAsia"/>
+          <w:lang w:val="en-US" w:eastAsia="zh-CN"/>
+        </w:rPr>
+        <w:t>镜像数据u盘送达</w:t>
+      </w:r>
+    </w:p>
+    <w:p>
+      <w:pPr>
+        <w:rPr>
+          <w:rFonts w:hint="default"/>
+          <w:lang w:val="en-US" w:eastAsia="zh-CN"/>
+        </w:rPr>
+      </w:pPr>
+    </w:p>
+    <w:p>
+      <w:pPr>
+        <w:rPr>
+          <w:rFonts w:hint="eastAsia"/>
+          <w:lang w:val="en-US" w:eastAsia="zh-CN"/>
+        </w:rPr>
+      </w:pPr>
+      <w:r>
+        <w:rPr>
+          <w:rFonts w:hint="eastAsia"/>
+          <w:lang w:val="en-US" w:eastAsia="zh-CN"/>
+        </w:rPr>
+        <w:t>情报院，黄主任沟通，李银银沟通完成，确认待出具方案，待下周胡建民过来勾兑上午事宜</w:t>
+      </w:r>
+    </w:p>
+    <w:p>
+      <w:pPr>
+        <w:rPr>
+          <w:rFonts w:hint="eastAsia"/>
+          <w:lang w:val="en-US" w:eastAsia="zh-CN"/>
+        </w:rPr>
+      </w:pPr>
+    </w:p>
+    <w:p>
+      <w:pPr>
+        <w:rPr>
+          <w:rFonts w:hint="eastAsia"/>
+          <w:lang w:val="en-US" w:eastAsia="zh-CN"/>
+        </w:rPr>
+      </w:pPr>
+    </w:p>
+    <w:p>
+      <w:pPr>
+        <w:rPr>
+          <w:rFonts w:hint="eastAsia"/>
+          <w:lang w:val="en-US" w:eastAsia="zh-CN"/>
+        </w:rPr>
+      </w:pPr>
+      <w:r>
+        <w:rPr>
+          <w:rFonts w:hint="eastAsia"/>
+          <w:lang w:val="en-US" w:eastAsia="zh-CN"/>
+        </w:rPr>
+        <w:t>明天邝总沟通，1 3月份必然需要产品到岗；2 情报院方案与报价</w:t>
+      </w:r>
+    </w:p>
+    <w:p>
+      <w:pPr>
+        <w:rPr>
+          <w:rFonts w:hint="eastAsia"/>
+          <w:lang w:val="en-US" w:eastAsia="zh-CN"/>
+        </w:rPr>
+      </w:pPr>
+      <w:r>
+        <w:rPr>
+          <w:rFonts w:hint="eastAsia"/>
+          <w:lang w:val="en-US" w:eastAsia="zh-CN"/>
+        </w:rPr>
+        <w:t>周六，重新下载二本书数据，重新校验</w:t>
+      </w:r>
+    </w:p>
+    <w:p>
+      <w:pPr>
+        <w:rPr>
+          <w:rFonts w:hint="eastAsia"/>
+          <w:lang w:val="en-US" w:eastAsia="zh-CN"/>
+        </w:rPr>
+      </w:pPr>
+    </w:p>
+    <w:p>
+      <w:pPr>
+        <w:rPr>
+          <w:rFonts w:hint="default"/>
+          <w:lang w:val="en-US" w:eastAsia="zh-CN"/>
+        </w:rPr>
+      </w:pPr>
+    </w:p>
+    <w:p>
+      <w:pPr>
+        <w:rPr>
+          <w:rFonts w:hint="eastAsia"/>
+          <w:lang w:val="en-US" w:eastAsia="zh-CN"/>
+        </w:rPr>
+      </w:pPr>
+      <w:r>
+        <w:rPr>
+          <w:rFonts w:hint="eastAsia"/>
+          <w:lang w:val="en-US" w:eastAsia="zh-CN"/>
+        </w:rPr>
+        <w:t>工作提醒系统下周五，产品审查</w:t>
+      </w:r>
+    </w:p>
+    <w:p>
+      <w:pPr>
+        <w:rPr>
+          <w:rFonts w:hint="default"/>
+          <w:lang w:val="en-US" w:eastAsia="zh-CN"/>
+        </w:rPr>
+      </w:pPr>
       <w:bookmarkStart w:id="0" w:name="_GoBack"/>
       <w:bookmarkEnd w:id="0"/>
+    </w:p>
+    <w:p>
+      <w:pPr>
+        <w:rPr>
+          <w:rFonts w:hint="default"/>
+          <w:lang w:val="en-US" w:eastAsia="zh-CN"/>
+        </w:rPr>
+      </w:pPr>
+    </w:p>
+    <w:p>
+      <w:pPr>
+        <w:rPr>
+          <w:rFonts w:hint="default"/>
+          <w:lang w:val="en-US" w:eastAsia="zh-CN"/>
+        </w:rPr>
+      </w:pPr>
+    </w:p>
+    <w:p>
+      <w:pPr>
+        <w:rPr>
+          <w:rFonts w:hint="default"/>
+          <w:lang w:val="en-US" w:eastAsia="zh-CN"/>
+        </w:rPr>
+      </w:pPr>
     </w:p>
     <w:sectPr>
       <w:pgSz w:w="11900" w:h="16840"/>
